--- a/public/docs/GolfSol_Maura_Package_Letter_Full_Company_Header.docx
+++ b/public/docs/GolfSol_Maura_Package_Letter_Full_Company_Header.docx
@@ -729,7 +729,7 @@
               <w:color w:val="1D2A24"/>
               <w:sz w:val="18"/>
             </w:rPr>
-            <w:t>Ireland  +353 87 446 4766</w:t>
+            <w:t>Ireland  +353 86 851 5000</w:t>
           </w:r>
         </w:p>
         <w:p>
